--- a/PharmaConnect Main/PharmaConnect_Pitch_Document.docx
+++ b/PharmaConnect Main/PharmaConnect_Pitch_Document.docx
@@ -2009,7 +2009,7 @@
         <w:spacing w:after="140"/>
       </w:pPr>
       <w:r>
-        <w:t>At 500 active pharmacies across a blended average of TZS 65,000 per month, monthly recurring revenue reaches TZS 32.5 million (~USD 12,500). At 1,000 pharmacies the figure doubles. These are conservative targets given a total addressable market of 8,500 facilities.</w:t>
+        <w:t>At 500 active pharmacies across a blended average of Tsh 65,000 per month, monthly recurring revenue reaches Tsh 32.5 million (~USD 12,500). At 1,000 pharmacies the figure doubles. These are conservative targets given a total addressable market of 8,500 facilities.</w:t>
       </w:r>
     </w:p>
     <w:p>
@@ -2145,7 +2145,7 @@
                 <w:sz w:val="20"/>
                 <w:szCs w:val="20"/>
               </w:rPr>
-              <w:t>Monthly (TZS)</w:t>
+              <w:t>Monthly (Tsh)</w:t>
             </w:r>
           </w:p>
         </w:tc>
@@ -2179,7 +2179,7 @@
                 <w:sz w:val="20"/>
                 <w:szCs w:val="20"/>
               </w:rPr>
-              <w:t>Annual (TZS)</w:t>
+              <w:t>Annual (Tsh)</w:t>
             </w:r>
           </w:p>
         </w:tc>
@@ -5338,7 +5338,7 @@
                 <w:sz w:val="20"/>
                 <w:szCs w:val="20"/>
               </w:rPr>
-              <w:t>TZS currency, TMDA regulatory framework, NEMLIT drug classification, AWaRe antibiotics, NHIF/UHI data structure — no imported system offers this</w:t>
+              <w:t>Tsh currency, TMDA regulatory framework, NEMLIT drug classification, AWaRe antibiotics, NHIF/UHI data structure — no imported system offers this</w:t>
             </w:r>
           </w:p>
         </w:tc>
